--- a/Ausgabe/Klasse_7/01_Informatik_im_Alltag/04_Loesungen.docx
+++ b/Ausgabe/Klasse_7/01_Informatik_im_Alltag/04_Loesungen.docx
@@ -4506,7 +4506,7 @@
       <w:rPr>
         <w:sz w:val="16"/>
       </w:rPr>
-      <w:t>Unterrichtsmaterial Oberschule Sachsen · Version v0.4.0-341-g0b15cca-dirty · Build 17.08.2026</w:t>
+      <w:t>Unterrichtsmaterial Oberschule Sachsen · Version v0.4.0-356-g3db0967-dirty · Build 17.08.2026</w:t>
     </w:r>
   </w:p>
 </w:ftr>

--- a/Ausgabe/Klasse_7/01_Informatik_im_Alltag/04_Loesungen.docx
+++ b/Ausgabe/Klasse_7/01_Informatik_im_Alltag/04_Loesungen.docx
@@ -4159,13 +4159,13 @@
     </w:p>
     <w:bookmarkEnd w:id="76"/>
     <w:bookmarkEnd w:id="77"/>
-    <w:bookmarkStart w:id="84" w:name="Xd241269c9f2e31ec5d3477f76aecbf8965a3392"/>
+    <w:bookmarkStart w:id="86" w:name="Xb642a100694b83cb2b7ab6710e168716ba08c3d"/>
     <w:p>
       <w:pPr>
         <w:pStyle w:val="Heading1"/>
       </w:pPr>
       <w:r>
-        <w:t xml:space="preserve">Lösungen – 15 bis 17 Informatiksysteme und Dateien</w:t>
+        <w:t xml:space="preserve">Lösungen – 07 bis 09 Informatiksysteme, Speicher und Dateien</w:t>
       </w:r>
     </w:p>
     <w:bookmarkStart w:id="78" w:name="hardware-und-software"/>
@@ -4182,7 +4182,7 @@
         <w:pStyle w:val="FirstParagraph"/>
       </w:pPr>
       <w:r>
-        <w:t xml:space="preserve">Hardware: SSD, Mikrofon, RAM, Prozessor.</w:t>
+        <w:t xml:space="preserve">Hardware: SSD, Mikrofon, RAM, Prozessor, Tastatur, Bildschirm, Sensor.</w:t>
       </w:r>
     </w:p>
     <w:p>
@@ -4190,7 +4190,7 @@
         <w:pStyle w:val="BodyText"/>
       </w:pPr>
       <w:r>
-        <w:t xml:space="preserve">Software: Browser, Betriebssystem, Textverarbeitung, Präsentationsprogramm.</w:t>
+        <w:t xml:space="preserve">Software: Browser, Betriebssystem, Textverarbeitung, Präsentationsprogramm, Werkzeugprogramm.</w:t>
       </w:r>
     </w:p>
     <w:p>
@@ -4198,17 +4198,70 @@
         <w:pStyle w:val="BodyText"/>
       </w:pPr>
       <w:r>
-        <w:t xml:space="preserve">„Kostenlos“ beschreibt den Preis, nicht die Lizenzrechte. Open Source beschreibt den zugänglichen Quelltext und die Rechte gemäß Lizenz.</w:t>
+        <w:t xml:space="preserve">Betriebssystem: verwaltet grundlegende Ressourcen und stellt Funktionen für Anwendungen bereit.</w:t>
+      </w:r>
+    </w:p>
+    <w:p>
+      <w:pPr>
+        <w:pStyle w:val="BodyText"/>
+      </w:pPr>
+      <w:r>
+        <w:t xml:space="preserve">Anwendungssoftware/Werkzeug: unterstützt konkrete Aufgaben, z. B. recherchieren, schreiben, präsentieren, berechnen, bearbeiten.</w:t>
       </w:r>
     </w:p>
     <w:bookmarkEnd w:id="78"/>
-    <w:bookmarkStart w:id="79" w:name="speicher"/>
+    <w:bookmarkStart w:id="79" w:name="blockbild-eines-informatiksystems"/>
     <w:p>
       <w:pPr>
         <w:pStyle w:val="Heading2"/>
       </w:pPr>
       <w:r>
-        <w:t xml:space="preserve">Speicher</w:t>
+        <w:t xml:space="preserve">Blockbild eines Informatiksystems</w:t>
+      </w:r>
+    </w:p>
+    <w:p>
+      <w:pPr>
+        <w:pStyle w:val="FirstParagraph"/>
+      </w:pPr>
+      <w:r>
+        <w:t xml:space="preserve">Ein einfaches Blockbild enthält mindestens:</w:t>
+      </w:r>
+    </w:p>
+    <w:p>
+      <w:pPr>
+        <w:pStyle w:val="SourceCode"/>
+      </w:pPr>
+      <w:r>
+        <w:rPr>
+          <w:rStyle w:val="VerbatimChar"/>
+        </w:rPr>
+        <w:t xml:space="preserve">Eingabe → Verarbeitung → Ausgabe</w:t>
+      </w:r>
+      <w:r>
+        <w:br/>
+      </w:r>
+      <w:r>
+        <w:rPr>
+          <w:rStyle w:val="VerbatimChar"/>
+        </w:rPr>
+        <w:t xml:space="preserve">             ↕</w:t>
+      </w:r>
+      <w:r>
+        <w:br/>
+      </w:r>
+      <w:r>
+        <w:rPr>
+          <w:rStyle w:val="VerbatimChar"/>
+        </w:rPr>
+        <w:t xml:space="preserve">          Speicher</w:t>
+      </w:r>
+    </w:p>
+    <w:p>
+      <w:pPr>
+        <w:pStyle w:val="FirstParagraph"/>
+      </w:pPr>
+      <w:r>
+        <w:t xml:space="preserve">Beispiele Smartphone:</w:t>
       </w:r>
     </w:p>
     <w:p>
@@ -4220,7 +4273,7 @@
         <w:pStyle w:val="Compact"/>
       </w:pPr>
       <w:r>
-        <w:t xml:space="preserve">RAM bzw. Arbeitsspeicher.</w:t>
+        <w:t xml:space="preserve">Eingabe: Touchscreen, Kamera, Mikrofon, Sensor</w:t>
       </w:r>
     </w:p>
     <w:p>
@@ -4232,7 +4285,7 @@
         <w:pStyle w:val="Compact"/>
       </w:pPr>
       <w:r>
-        <w:t xml:space="preserve">Nichtflüchtiger lokaler Speicher, z. B. Flash/SSD.</w:t>
+        <w:t xml:space="preserve">Verarbeitung: Prozessor/App wertet Daten aus</w:t>
       </w:r>
     </w:p>
     <w:p>
@@ -4244,7 +4297,7 @@
         <w:pStyle w:val="Compact"/>
       </w:pPr>
       <w:r>
-        <w:t xml:space="preserve">Netzwerkspeicher oder Cloud-Dienst mit geeigneten Zugriffsrechten.</w:t>
+        <w:t xml:space="preserve">Ausgabe: Display, Lautsprecher, Vibration</w:t>
       </w:r>
     </w:p>
     <w:p>
@@ -4256,7 +4309,17 @@
         <w:pStyle w:val="Compact"/>
       </w:pPr>
       <w:r>
-        <w:t xml:space="preserve">Zusätzlicher, möglichst unabhängiger Backup-Speicher.</w:t>
+        <w:t xml:space="preserve">Speicher: interner Speicher, Cloudspeicher, App-Daten</w:t>
+      </w:r>
+    </w:p>
+    <w:bookmarkEnd w:id="79"/>
+    <w:bookmarkStart w:id="80" w:name="systembereitschaft-und-fehlermeldungen"/>
+    <w:p>
+      <w:pPr>
+        <w:pStyle w:val="Heading2"/>
+      </w:pPr>
+      <w:r>
+        <w:t xml:space="preserve">Systembereitschaft und Fehlermeldungen</w:t>
       </w:r>
     </w:p>
     <w:p>
@@ -4264,110 +4327,7 @@
         <w:pStyle w:val="FirstParagraph"/>
       </w:pPr>
       <w:r>
-        <w:rPr>
-          <w:rStyle w:val="VerbatimChar"/>
-        </w:rPr>
-        <w:t xml:space="preserve">4 Byte = 32 Bit</w:t>
-      </w:r>
-      <w:r>
-        <w:t xml:space="preserve">.</w:t>
-      </w:r>
-    </w:p>
-    <w:p>
-      <w:pPr>
-        <w:pStyle w:val="BodyText"/>
-      </w:pPr>
-      <w:r>
-        <w:t xml:space="preserve">Größenfolge:</w:t>
-      </w:r>
-      <w:r>
-        <w:t xml:space="preserve"> </w:t>
-      </w:r>
-      <w:r>
-        <w:rPr>
-          <w:rStyle w:val="VerbatimChar"/>
-        </w:rPr>
-        <w:t xml:space="preserve">800 KB &lt; 2 MB &lt; 120 MB &lt; 3 GB</w:t>
-      </w:r>
-      <w:r>
-        <w:t xml:space="preserve">.</w:t>
-      </w:r>
-    </w:p>
-    <w:p>
-      <w:pPr>
-        <w:pStyle w:val="BodyText"/>
-      </w:pPr>
-      <w:r>
-        <w:t xml:space="preserve">Cloudspeicher befindet sich auf realen Servern/Rechenzentren, die über ein Netzwerk erreichbar sind.</w:t>
-      </w:r>
-    </w:p>
-    <w:bookmarkEnd w:id="79"/>
-    <w:bookmarkStart w:id="80" w:name="dateien-ordner-und-pfade"/>
-    <w:p>
-      <w:pPr>
-        <w:pStyle w:val="Heading2"/>
-      </w:pPr>
-      <w:r>
-        <w:t xml:space="preserve">Dateien, Ordner und Pfade</w:t>
-      </w:r>
-    </w:p>
-    <w:p>
-      <w:pPr>
-        <w:pStyle w:val="FirstParagraph"/>
-      </w:pPr>
-      <w:r>
-        <w:t xml:space="preserve">Kopieren: Original bleibt am alten Ort erhalten und eine weitere Datei entsteht.</w:t>
-      </w:r>
-    </w:p>
-    <w:p>
-      <w:pPr>
-        <w:pStyle w:val="BodyText"/>
-      </w:pPr>
-      <w:r>
-        <w:t xml:space="preserve">Verschieben: Datei erhält einen anderen Speicherort.</w:t>
-      </w:r>
-    </w:p>
-    <w:p>
-      <w:pPr>
-        <w:pStyle w:val="BodyText"/>
-      </w:pPr>
-      <w:r>
-        <w:t xml:space="preserve">Ein besserer Dateiname als</w:t>
-      </w:r>
-      <w:r>
-        <w:t xml:space="preserve"> </w:t>
-      </w:r>
-      <w:r>
-        <w:rPr>
-          <w:rStyle w:val="VerbatimChar"/>
-        </w:rPr>
-        <w:t xml:space="preserve">fertig_final_neu2.pdf</w:t>
-      </w:r>
-      <w:r>
-        <w:t xml:space="preserve"> </w:t>
-      </w:r>
-      <w:r>
-        <w:t xml:space="preserve">enthält z. B. Thema, Version oder Datum:</w:t>
-      </w:r>
-      <w:r>
-        <w:t xml:space="preserve"> </w:t>
-      </w:r>
-      <w:r>
-        <w:rPr>
-          <w:rStyle w:val="VerbatimChar"/>
-        </w:rPr>
-        <w:t xml:space="preserve">EVAS_Praesentation_2026-08-10.pdf</w:t>
-      </w:r>
-      <w:r>
-        <w:t xml:space="preserve">.</w:t>
-      </w:r>
-    </w:p>
-    <w:p>
-      <w:pPr>
-        <w:pStyle w:val="BodyText"/>
-      </w:pPr>
-      <w:r>
-        <w:t xml:space="preserve">Typische Anwendungen:</w:t>
+        <w:t xml:space="preserve">Bei „Anmeldung fehlgeschlagen“ sinnvolle Prüfschritte:</w:t>
       </w:r>
     </w:p>
     <w:p>
@@ -4379,7 +4339,7 @@
         <w:pStyle w:val="Compact"/>
       </w:pPr>
       <w:r>
-        <w:t xml:space="preserve">PNG → Bildbetrachter/Bildbearbeitung</w:t>
+        <w:t xml:space="preserve">Benutzername prüfen</w:t>
       </w:r>
     </w:p>
     <w:p>
@@ -4391,7 +4351,7 @@
         <w:pStyle w:val="Compact"/>
       </w:pPr>
       <w:r>
-        <w:t xml:space="preserve">MP3 → Audioplayer</w:t>
+        <w:t xml:space="preserve">Passwort langsam neu eingeben</w:t>
       </w:r>
     </w:p>
     <w:p>
@@ -4403,26 +4363,99 @@
         <w:pStyle w:val="Compact"/>
       </w:pPr>
       <w:r>
-        <w:t xml:space="preserve">PDF → PDF-Anzeige</w:t>
+        <w:t xml:space="preserve">Großschreibung/Tastaturlayout prüfen</w:t>
+      </w:r>
+    </w:p>
+    <w:p>
+      <w:pPr>
+        <w:numPr>
+          <w:ilvl w:val="0"/>
+          <w:numId w:val="1024"/>
+        </w:numPr>
+        <w:pStyle w:val="Compact"/>
+      </w:pPr>
+      <w:r>
+        <w:t xml:space="preserve">Netzwerkverbindung prüfen</w:t>
+      </w:r>
+    </w:p>
+    <w:p>
+      <w:pPr>
+        <w:numPr>
+          <w:ilvl w:val="0"/>
+          <w:numId w:val="1024"/>
+        </w:numPr>
+        <w:pStyle w:val="Compact"/>
+      </w:pPr>
+      <w:r>
+        <w:t xml:space="preserve">richtige Plattform/Adresse prüfen</w:t>
+      </w:r>
+    </w:p>
+    <w:p>
+      <w:pPr>
+        <w:numPr>
+          <w:ilvl w:val="0"/>
+          <w:numId w:val="1024"/>
+        </w:numPr>
+        <w:pStyle w:val="Compact"/>
+      </w:pPr>
+      <w:r>
+        <w:t xml:space="preserve">Fehlermeldung vollständig lesen</w:t>
+      </w:r>
+    </w:p>
+    <w:p>
+      <w:pPr>
+        <w:numPr>
+          <w:ilvl w:val="0"/>
+          <w:numId w:val="1024"/>
+        </w:numPr>
+        <w:pStyle w:val="Compact"/>
+      </w:pPr>
+      <w:r>
+        <w:t xml:space="preserve">nach mehreren Versuchen Lehrkraft informieren</w:t>
       </w:r>
     </w:p>
     <w:bookmarkEnd w:id="80"/>
-    <w:bookmarkStart w:id="83" w:name="material"/>
+    <w:bookmarkStart w:id="81" w:name="lizenzformen"/>
     <w:p>
       <w:pPr>
         <w:pStyle w:val="Heading2"/>
       </w:pPr>
       <w:r>
-        <w:t xml:space="preserve">Material</w:t>
-      </w:r>
-    </w:p>
-    <w:bookmarkStart w:id="81" w:name="c-2"/>
-    <w:p>
-      <w:pPr>
-        <w:pStyle w:val="Heading3"/>
-      </w:pPr>
-      <w:r>
-        <w:t xml:space="preserve">C</w:t>
+        <w:t xml:space="preserve">Lizenzformen</w:t>
+      </w:r>
+    </w:p>
+    <w:p>
+      <w:pPr>
+        <w:pStyle w:val="FirstParagraph"/>
+      </w:pPr>
+      <w:r>
+        <w:t xml:space="preserve">„Kostenlos“ beschreibt den Preis, nicht die Nutzungsrechte. Open Source beschreibt zugänglichen Quelltext und Rechte gemäß Lizenz.</w:t>
+      </w:r>
+    </w:p>
+    <w:p>
+      <w:pPr>
+        <w:pStyle w:val="BodyText"/>
+      </w:pPr>
+      <w:r>
+        <w:t xml:space="preserve">Proprietäre Software: Rechte und Nutzung werden vom Anbieter festgelegt; Quelltext ist in der Regel nicht frei verfügbar.</w:t>
+      </w:r>
+    </w:p>
+    <w:p>
+      <w:pPr>
+        <w:pStyle w:val="BodyText"/>
+      </w:pPr>
+      <w:r>
+        <w:t xml:space="preserve">Open-Source-Software: Quelltext ist unter einer Lizenz zugänglich; Nutzung, Untersuchung, Veränderung und Weitergabe sind je nach Lizenz erlaubt.</w:t>
+      </w:r>
+    </w:p>
+    <w:bookmarkEnd w:id="81"/>
+    <w:bookmarkStart w:id="82" w:name="speicher"/>
+    <w:p>
+      <w:pPr>
+        <w:pStyle w:val="Heading2"/>
+      </w:pPr>
+      <w:r>
+        <w:t xml:space="preserve">Speicher</w:t>
       </w:r>
     </w:p>
     <w:p>
@@ -4434,10 +4467,7 @@
         <w:pStyle w:val="Compact"/>
       </w:pPr>
       <w:r>
-        <w:rPr>
-          <w:rStyle w:val="VerbatimChar"/>
-        </w:rPr>
-        <w:t xml:space="preserve">16 Byte = 128 Bit</w:t>
+        <w:t xml:space="preserve">Flüchtiger Speicher: verliert Inhalt ohne Strom, z. B. RAM.</w:t>
       </w:r>
     </w:p>
     <w:p>
@@ -4449,20 +4479,139 @@
         <w:pStyle w:val="Compact"/>
       </w:pPr>
       <w:r>
+        <w:t xml:space="preserve">Nichtflüchtiger Speicher: behält Daten ohne Strom, z. B. SSD, USB-Stick, Speicherkarte.</w:t>
+      </w:r>
+    </w:p>
+    <w:p>
+      <w:pPr>
+        <w:numPr>
+          <w:ilvl w:val="0"/>
+          <w:numId w:val="1025"/>
+        </w:numPr>
+        <w:pStyle w:val="Compact"/>
+      </w:pPr>
+      <w:r>
+        <w:t xml:space="preserve">Lokaler Speicher: direkt am Gerät.</w:t>
+      </w:r>
+    </w:p>
+    <w:p>
+      <w:pPr>
+        <w:numPr>
+          <w:ilvl w:val="0"/>
+          <w:numId w:val="1025"/>
+        </w:numPr>
+        <w:pStyle w:val="Compact"/>
+      </w:pPr>
+      <w:r>
+        <w:t xml:space="preserve">Wechselspeicher: transportierbar, z. B. USB-Stick.</w:t>
+      </w:r>
+    </w:p>
+    <w:p>
+      <w:pPr>
+        <w:numPr>
+          <w:ilvl w:val="0"/>
+          <w:numId w:val="1025"/>
+        </w:numPr>
+        <w:pStyle w:val="Compact"/>
+      </w:pPr>
+      <w:r>
+        <w:t xml:space="preserve">Netzwerkspeicher/Cloud: über Netzwerk erreichbar, mit Zugriffsrechten und ggf. Internetabhängigkeit.</w:t>
+      </w:r>
+    </w:p>
+    <w:p>
+      <w:pPr>
+        <w:numPr>
+          <w:ilvl w:val="0"/>
+          <w:numId w:val="1025"/>
+        </w:numPr>
+        <w:pStyle w:val="Compact"/>
+      </w:pPr>
+      <w:r>
+        <w:t xml:space="preserve">Backup: zusätzliche, möglichst unabhängige Kopie wichtiger Daten.</w:t>
+      </w:r>
+    </w:p>
+    <w:p>
+      <w:pPr>
+        <w:pStyle w:val="FirstParagraph"/>
+      </w:pPr>
+      <w:r>
+        <w:t xml:space="preserve">Kriterien zum Vergleichen: Kapazität, Zugriffszeit/Geschwindigkeit, Zuverlässigkeit, Mobilität, Kosten, Zugriffsrechte, Datenschutz, Internetabhängigkeit.</w:t>
+      </w:r>
+    </w:p>
+    <w:p>
+      <w:pPr>
+        <w:pStyle w:val="BodyText"/>
+      </w:pPr>
+      <w:r>
         <w:rPr>
           <w:rStyle w:val="VerbatimChar"/>
         </w:rPr>
-        <w:t xml:space="preserve">4 KB &lt; 900 KB &lt; 8 MB &lt; 2 GB</w:t>
-      </w:r>
-    </w:p>
-    <w:bookmarkEnd w:id="81"/>
-    <w:bookmarkStart w:id="82" w:name="e-1"/>
-    <w:p>
-      <w:pPr>
-        <w:pStyle w:val="Heading3"/>
-      </w:pPr>
-      <w:r>
-        <w:t xml:space="preserve">E</w:t>
+        <w:t xml:space="preserve">4 Byte = 32 Bit</w:t>
+      </w:r>
+      <w:r>
+        <w:t xml:space="preserve">;</w:t>
+      </w:r>
+      <w:r>
+        <w:t xml:space="preserve"> </w:t>
+      </w:r>
+      <w:r>
+        <w:rPr>
+          <w:rStyle w:val="VerbatimChar"/>
+        </w:rPr>
+        <w:t xml:space="preserve">6 Byte = 48 Bit</w:t>
+      </w:r>
+      <w:r>
+        <w:t xml:space="preserve">;</w:t>
+      </w:r>
+      <w:r>
+        <w:t xml:space="preserve"> </w:t>
+      </w:r>
+      <w:r>
+        <w:rPr>
+          <w:rStyle w:val="VerbatimChar"/>
+        </w:rPr>
+        <w:t xml:space="preserve">16 Byte = 128 Bit</w:t>
+      </w:r>
+      <w:r>
+        <w:t xml:space="preserve">.</w:t>
+      </w:r>
+    </w:p>
+    <w:p>
+      <w:pPr>
+        <w:pStyle w:val="BodyText"/>
+      </w:pPr>
+      <w:r>
+        <w:t xml:space="preserve">Größenfolge:</w:t>
+      </w:r>
+      <w:r>
+        <w:t xml:space="preserve"> </w:t>
+      </w:r>
+      <w:r>
+        <w:rPr>
+          <w:rStyle w:val="VerbatimChar"/>
+        </w:rPr>
+        <w:t xml:space="preserve">800 KB &lt; 2 MB &lt; 120 MB &lt; 3 GB</w:t>
+      </w:r>
+      <w:r>
+        <w:t xml:space="preserve">.</w:t>
+      </w:r>
+    </w:p>
+    <w:p>
+      <w:pPr>
+        <w:pStyle w:val="BodyText"/>
+      </w:pPr>
+      <w:r>
+        <w:t xml:space="preserve">Cloudspeicher befindet sich auf realen Servern/Rechenzentren, die über ein Netzwerk erreichbar sind.</w:t>
+      </w:r>
+    </w:p>
+    <w:bookmarkEnd w:id="82"/>
+    <w:bookmarkStart w:id="83" w:name="dateien-ordner-und-pfade"/>
+    <w:p>
+      <w:pPr>
+        <w:pStyle w:val="Heading2"/>
+      </w:pPr>
+      <w:r>
+        <w:t xml:space="preserve">Dateien, Ordner und Pfade</w:t>
       </w:r>
     </w:p>
     <w:p>
@@ -4470,12 +4619,182 @@
         <w:pStyle w:val="FirstParagraph"/>
       </w:pPr>
       <w:r>
-        <w:t xml:space="preserve">Mögliche Regeln: klare Ordnerstruktur verwenden, aussagekräftige Dateinamen, Versionen kontrolliert benennen, regelmäßige Backups, Speicherort bewusst wählen.</w:t>
-      </w:r>
-    </w:p>
-    <w:bookmarkEnd w:id="82"/>
+        <w:t xml:space="preserve">Kopieren: Original bleibt am alten Ort erhalten und eine weitere Datei entsteht.</w:t>
+      </w:r>
+    </w:p>
+    <w:p>
+      <w:pPr>
+        <w:pStyle w:val="BodyText"/>
+      </w:pPr>
+      <w:r>
+        <w:t xml:space="preserve">Verschieben: Datei erhält einen anderen Speicherort.</w:t>
+      </w:r>
+    </w:p>
+    <w:p>
+      <w:pPr>
+        <w:pStyle w:val="BodyText"/>
+      </w:pPr>
+      <w:r>
+        <w:t xml:space="preserve">Ein besserer Dateiname als</w:t>
+      </w:r>
+      <w:r>
+        <w:t xml:space="preserve"> </w:t>
+      </w:r>
+      <w:r>
+        <w:rPr>
+          <w:rStyle w:val="VerbatimChar"/>
+        </w:rPr>
+        <w:t xml:space="preserve">fertig_final_neu2.pdf</w:t>
+      </w:r>
+      <w:r>
+        <w:t xml:space="preserve"> </w:t>
+      </w:r>
+      <w:r>
+        <w:t xml:space="preserve">enthält z. B. Thema, Version oder Datum:</w:t>
+      </w:r>
+      <w:r>
+        <w:t xml:space="preserve"> </w:t>
+      </w:r>
+      <w:r>
+        <w:rPr>
+          <w:rStyle w:val="VerbatimChar"/>
+        </w:rPr>
+        <w:t xml:space="preserve">EVAS_Praesentation_2026-08-17.pdf</w:t>
+      </w:r>
+      <w:r>
+        <w:t xml:space="preserve">.</w:t>
+      </w:r>
+    </w:p>
+    <w:p>
+      <w:pPr>
+        <w:pStyle w:val="BodyText"/>
+      </w:pPr>
+      <w:r>
+        <w:t xml:space="preserve">Typische Anwendungen:</w:t>
+      </w:r>
+    </w:p>
+    <w:p>
+      <w:pPr>
+        <w:numPr>
+          <w:ilvl w:val="0"/>
+          <w:numId w:val="1026"/>
+        </w:numPr>
+        <w:pStyle w:val="Compact"/>
+      </w:pPr>
+      <w:r>
+        <w:t xml:space="preserve">PNG → Bildbetrachter/Bildbearbeitung</w:t>
+      </w:r>
+    </w:p>
+    <w:p>
+      <w:pPr>
+        <w:numPr>
+          <w:ilvl w:val="0"/>
+          <w:numId w:val="1026"/>
+        </w:numPr>
+        <w:pStyle w:val="Compact"/>
+      </w:pPr>
+      <w:r>
+        <w:t xml:space="preserve">MP3 → Audioplayer</w:t>
+      </w:r>
+    </w:p>
+    <w:p>
+      <w:pPr>
+        <w:numPr>
+          <w:ilvl w:val="0"/>
+          <w:numId w:val="1026"/>
+        </w:numPr>
+        <w:pStyle w:val="Compact"/>
+      </w:pPr>
+      <w:r>
+        <w:t xml:space="preserve">PDF → PDF-Anzeige</w:t>
+      </w:r>
+    </w:p>
+    <w:p>
+      <w:pPr>
+        <w:numPr>
+          <w:ilvl w:val="0"/>
+          <w:numId w:val="1026"/>
+        </w:numPr>
+        <w:pStyle w:val="Compact"/>
+      </w:pPr>
+      <w:r>
+        <w:t xml:space="preserve">PPTX → Präsentationssoftware</w:t>
+      </w:r>
+    </w:p>
     <w:bookmarkEnd w:id="83"/>
+    <w:bookmarkStart w:id="84" w:name="fehlermeldungen-bei-dateien"/>
+    <w:p>
+      <w:pPr>
+        <w:pStyle w:val="Heading2"/>
+      </w:pPr>
+      <w:r>
+        <w:t xml:space="preserve">Fehlermeldungen bei Dateien</w:t>
+      </w:r>
+    </w:p>
+    <w:p>
+      <w:pPr>
+        <w:pStyle w:val="FirstParagraph"/>
+      </w:pPr>
+      <w:r>
+        <w:t xml:space="preserve">Beispiele für sinnvolles Handeln:</w:t>
+      </w:r>
+    </w:p>
+    <w:p>
+      <w:pPr>
+        <w:numPr>
+          <w:ilvl w:val="0"/>
+          <w:numId w:val="1027"/>
+        </w:numPr>
+        <w:pStyle w:val="Compact"/>
+      </w:pPr>
+      <w:r>
+        <w:t xml:space="preserve">„Datei nicht gefunden“ → Pfad, Dateiname, Speicherort und Netzwerk prüfen</w:t>
+      </w:r>
+    </w:p>
+    <w:p>
+      <w:pPr>
+        <w:numPr>
+          <w:ilvl w:val="0"/>
+          <w:numId w:val="1027"/>
+        </w:numPr>
+        <w:pStyle w:val="Compact"/>
+      </w:pPr>
+      <w:r>
+        <w:t xml:space="preserve">„Keine Berechtigung“ → Freigabe/Zugriffsrechte prüfen, nicht Schutzmechanismen umgehen</w:t>
+      </w:r>
+    </w:p>
+    <w:p>
+      <w:pPr>
+        <w:numPr>
+          <w:ilvl w:val="0"/>
+          <w:numId w:val="1027"/>
+        </w:numPr>
+        <w:pStyle w:val="Compact"/>
+      </w:pPr>
+      <w:r>
+        <w:t xml:space="preserve">„Datei bereits vorhanden“ → Version und Zielordner prüfen, nicht blind überschreiben</w:t>
+      </w:r>
+    </w:p>
     <w:bookmarkEnd w:id="84"/>
+    <w:bookmarkStart w:id="85" w:name="material"/>
+    <w:p>
+      <w:pPr>
+        <w:pStyle w:val="Heading2"/>
+      </w:pPr>
+      <w:r>
+        <w:t xml:space="preserve">Material</w:t>
+      </w:r>
+    </w:p>
+    <w:p>
+      <w:pPr>
+        <w:pStyle w:val="FirstParagraph"/>
+      </w:pPr>
+      <w:r>
+        <w:t xml:space="preserve">Mögliche Regeln: klare Ordnerstruktur verwenden, aussagekräftige Dateinamen, Versionen kontrolliert benennen, regelmäßige Backups, Speicherort bewusst wählen, Rechte/Freigaben prüfen.</w:t>
+      </w:r>
+    </w:p>
+    <w:bookmarkEnd w:id="85"/>
+    <w:bookmarkEnd w:id="86"/>
     <w:sectPr>
       <w:headerReference r:id="rId9" w:type="default"/>
       <w:footerReference r:id="rId11" w:type="default"/>
@@ -4506,7 +4825,7 @@
       <w:rPr>
         <w:sz w:val="16"/>
       </w:rPr>
-      <w:t>Unterrichtsmaterial Oberschule Sachsen · Version v0.4.0-356-g3db0967-dirty · Build 17.08.2026</w:t>
+      <w:t>Unterrichtsmaterial Oberschule Sachsen · Version v0.4.0-376-gf442749-dirty · Build 17.08.2026</w:t>
     </w:r>
   </w:p>
 </w:ftr>
@@ -5479,34 +5798,7 @@
     <w:abstractNumId w:val="991"/>
   </w:num>
   <w:num w:numId="1023">
-    <w:abstractNumId w:val="99411"/>
-    <w:lvlOverride w:ilvl="0">
-      <w:startOverride w:val="1"/>
-    </w:lvlOverride>
-    <w:lvlOverride w:ilvl="1">
-      <w:startOverride w:val="1"/>
-    </w:lvlOverride>
-    <w:lvlOverride w:ilvl="2">
-      <w:startOverride w:val="1"/>
-    </w:lvlOverride>
-    <w:lvlOverride w:ilvl="3">
-      <w:startOverride w:val="1"/>
-    </w:lvlOverride>
-    <w:lvlOverride w:ilvl="4">
-      <w:startOverride w:val="1"/>
-    </w:lvlOverride>
-    <w:lvlOverride w:ilvl="5">
-      <w:startOverride w:val="1"/>
-    </w:lvlOverride>
-    <w:lvlOverride w:ilvl="6">
-      <w:startOverride w:val="1"/>
-    </w:lvlOverride>
-    <w:lvlOverride w:ilvl="7">
-      <w:startOverride w:val="1"/>
-    </w:lvlOverride>
-    <w:lvlOverride w:ilvl="8">
-      <w:startOverride w:val="1"/>
-    </w:lvlOverride>
+    <w:abstractNumId w:val="991"/>
   </w:num>
   <w:num w:numId="1024">
     <w:abstractNumId w:val="991"/>
@@ -5540,6 +5832,12 @@
     <w:lvlOverride w:ilvl="8">
       <w:startOverride w:val="1"/>
     </w:lvlOverride>
+  </w:num>
+  <w:num w:numId="1026">
+    <w:abstractNumId w:val="991"/>
+  </w:num>
+  <w:num w:numId="1027">
+    <w:abstractNumId w:val="991"/>
   </w:num>
 </w:numbering>
 </file>

--- a/Ausgabe/Klasse_7/01_Informatik_im_Alltag/04_Loesungen.docx
+++ b/Ausgabe/Klasse_7/01_Informatik_im_Alltag/04_Loesungen.docx
@@ -4506,7 +4506,7 @@
       <w:rPr>
         <w:sz w:val="16"/>
       </w:rPr>
-      <w:t>Unterrichtsmaterial Oberschule Sachsen · Version v0.4.0-356-g3db0967-dirty · Build 17.08.2026</w:t>
+      <w:t>Unterrichtsmaterial Oberschule Sachsen · Version v0.4.0-376-g6ba679b-dirty · Build 17.08.2026</w:t>
     </w:r>
   </w:p>
 </w:ftr>

--- a/Ausgabe/Klasse_7/01_Informatik_im_Alltag/04_Loesungen.docx
+++ b/Ausgabe/Klasse_7/01_Informatik_im_Alltag/04_Loesungen.docx
@@ -4473,9 +4473,354 @@
         <w:t xml:space="preserve">Mögliche Regeln: klare Ordnerstruktur verwenden, aussagekräftige Dateinamen, Versionen kontrolliert benennen, regelmäßige Backups, Speicherort bewusst wählen.</w:t>
       </w:r>
     </w:p>
+    <w:p>
+      <w:r>
+        <w:br w:type="page"/>
+      </w:r>
+    </w:p>
     <w:bookmarkEnd w:id="82"/>
     <w:bookmarkEnd w:id="83"/>
     <w:bookmarkEnd w:id="84"/>
+    <w:bookmarkStart w:id="88" w:name="X6b87fadbc8d1b6f260edaae0fb40a5e7dfe1736"/>
+    <w:p>
+      <w:pPr>
+        <w:pStyle w:val="Heading1"/>
+      </w:pPr>
+      <w:r>
+        <w:t xml:space="preserve">Lösung – M07 Systembereitschaft und Dateioperationen</w:t>
+      </w:r>
+    </w:p>
+    <w:bookmarkStart w:id="85" w:name="auftrag-a"/>
+    <w:p>
+      <w:pPr>
+        <w:pStyle w:val="Heading2"/>
+      </w:pPr>
+      <w:r>
+        <w:t xml:space="preserve">Auftrag A</w:t>
+      </w:r>
+    </w:p>
+    <w:p>
+      <w:pPr>
+        <w:pStyle w:val="FirstParagraph"/>
+      </w:pPr>
+      <w:r>
+        <w:t xml:space="preserve">Die Dokumentation soll zeigen, dass die Schülerinnen und Schüler das System nutzbar machen können: Anmeldung, Verbindung, Anwendung, Datei öffnen und Kopie sinnvoll speichern. Entscheidend sind nachvollziehbare Schritte und ein sinnvoller Dateiname.</w:t>
+      </w:r>
+    </w:p>
+    <w:bookmarkEnd w:id="85"/>
+    <w:bookmarkStart w:id="86" w:name="auftrag-b"/>
+    <w:p>
+      <w:pPr>
+        <w:pStyle w:val="Heading2"/>
+      </w:pPr>
+      <w:r>
+        <w:t xml:space="preserve">Auftrag B</w:t>
+      </w:r>
+    </w:p>
+    <w:tbl>
+      <w:tblPr>
+        <w:tblStyle w:val="Table"/>
+        <w:tblW w:type="pct" w:w="5000"/>
+        <w:tblLook w:firstRow="1" w:lastRow="0" w:firstColumn="0" w:lastColumn="0" w:noHBand="0" w:noVBand="0" w:val="0020"/>
+        <w:jc w:val="start"/>
+      </w:tblPr>
+      <w:tblGrid>
+        <w:gridCol w:w="2640"/>
+        <w:gridCol w:w="2640"/>
+        <w:gridCol w:w="2640"/>
+      </w:tblGrid>
+      <w:tr>
+        <w:trPr>
+          <w:tblHeader w:val="true"/>
+        </w:trPr>
+        <w:tc>
+          <w:tcPr/>
+          <w:p>
+            <w:pPr>
+              <w:pStyle w:val="Compact"/>
+              <w:jc w:val="left"/>
+            </w:pPr>
+            <w:r>
+              <w:t xml:space="preserve">Meldung</w:t>
+            </w:r>
+          </w:p>
+        </w:tc>
+        <w:tc>
+          <w:tcPr/>
+          <w:p>
+            <w:pPr>
+              <w:pStyle w:val="Compact"/>
+              <w:jc w:val="left"/>
+            </w:pPr>
+            <w:r>
+              <w:t xml:space="preserve">mögliche Ursache</w:t>
+            </w:r>
+          </w:p>
+        </w:tc>
+        <w:tc>
+          <w:tcPr/>
+          <w:p>
+            <w:pPr>
+              <w:pStyle w:val="Compact"/>
+              <w:jc w:val="left"/>
+            </w:pPr>
+            <w:r>
+              <w:t xml:space="preserve">sinnvolle Reaktion</w:t>
+            </w:r>
+          </w:p>
+        </w:tc>
+      </w:tr>
+      <w:tr>
+        <w:tc>
+          <w:tcPr/>
+          <w:p>
+            <w:pPr>
+              <w:pStyle w:val="Compact"/>
+              <w:jc w:val="left"/>
+            </w:pPr>
+            <w:r>
+              <w:t xml:space="preserve">Falsches Passwort</w:t>
+            </w:r>
+          </w:p>
+        </w:tc>
+        <w:tc>
+          <w:tcPr/>
+          <w:p>
+            <w:pPr>
+              <w:pStyle w:val="Compact"/>
+              <w:jc w:val="left"/>
+            </w:pPr>
+            <w:r>
+              <w:t xml:space="preserve">Tippfehler, falsches Konto, Feststelltaste</w:t>
+            </w:r>
+          </w:p>
+        </w:tc>
+        <w:tc>
+          <w:tcPr/>
+          <w:p>
+            <w:pPr>
+              <w:pStyle w:val="Compact"/>
+              <w:jc w:val="left"/>
+            </w:pPr>
+            <w:r>
+              <w:t xml:space="preserve">Eingabe prüfen, erneut versuchen, Hilfe holen</w:t>
+            </w:r>
+          </w:p>
+        </w:tc>
+      </w:tr>
+      <w:tr>
+        <w:tc>
+          <w:tcPr/>
+          <w:p>
+            <w:pPr>
+              <w:pStyle w:val="Compact"/>
+              <w:jc w:val="left"/>
+            </w:pPr>
+            <w:r>
+              <w:t xml:space="preserve">Keine Netzwerkverbindung</w:t>
+            </w:r>
+          </w:p>
+        </w:tc>
+        <w:tc>
+          <w:tcPr/>
+          <w:p>
+            <w:pPr>
+              <w:pStyle w:val="Compact"/>
+              <w:jc w:val="left"/>
+            </w:pPr>
+            <w:r>
+              <w:t xml:space="preserve">WLAN/LAN getrennt, Server nicht erreichbar</w:t>
+            </w:r>
+          </w:p>
+        </w:tc>
+        <w:tc>
+          <w:tcPr/>
+          <w:p>
+            <w:pPr>
+              <w:pStyle w:val="Compact"/>
+              <w:jc w:val="left"/>
+            </w:pPr>
+            <w:r>
+              <w:t xml:space="preserve">Verbindung prüfen, später erneut versuchen, Lehrkraft informieren</w:t>
+            </w:r>
+          </w:p>
+        </w:tc>
+      </w:tr>
+      <w:tr>
+        <w:tc>
+          <w:tcPr/>
+          <w:p>
+            <w:pPr>
+              <w:pStyle w:val="Compact"/>
+              <w:jc w:val="left"/>
+            </w:pPr>
+            <w:r>
+              <w:t xml:space="preserve">Datei ist schreibgeschützt</w:t>
+            </w:r>
+          </w:p>
+        </w:tc>
+        <w:tc>
+          <w:tcPr/>
+          <w:p>
+            <w:pPr>
+              <w:pStyle w:val="Compact"/>
+              <w:jc w:val="left"/>
+            </w:pPr>
+            <w:r>
+              <w:t xml:space="preserve">Vorlage, fehlende Bearbeitungsrechte</w:t>
+            </w:r>
+          </w:p>
+        </w:tc>
+        <w:tc>
+          <w:tcPr/>
+          <w:p>
+            <w:pPr>
+              <w:pStyle w:val="Compact"/>
+              <w:jc w:val="left"/>
+            </w:pPr>
+            <w:r>
+              <w:t xml:space="preserve">Kopie speichern oder Berechtigung klären</w:t>
+            </w:r>
+          </w:p>
+        </w:tc>
+      </w:tr>
+      <w:tr>
+        <w:tc>
+          <w:tcPr/>
+          <w:p>
+            <w:pPr>
+              <w:pStyle w:val="Compact"/>
+              <w:jc w:val="left"/>
+            </w:pPr>
+            <w:r>
+              <w:t xml:space="preserve">Keine Berechtigung zum Speichern</w:t>
+            </w:r>
+          </w:p>
+        </w:tc>
+        <w:tc>
+          <w:tcPr/>
+          <w:p>
+            <w:pPr>
+              <w:pStyle w:val="Compact"/>
+              <w:jc w:val="left"/>
+            </w:pPr>
+            <w:r>
+              <w:t xml:space="preserve">falscher Ordner, kein Zugriff</w:t>
+            </w:r>
+          </w:p>
+        </w:tc>
+        <w:tc>
+          <w:tcPr/>
+          <w:p>
+            <w:pPr>
+              <w:pStyle w:val="Compact"/>
+              <w:jc w:val="left"/>
+            </w:pPr>
+            <w:r>
+              <w:t xml:space="preserve">anderen Speicherort wählen, Rechte klären</w:t>
+            </w:r>
+          </w:p>
+        </w:tc>
+      </w:tr>
+      <w:tr>
+        <w:tc>
+          <w:tcPr/>
+          <w:p>
+            <w:pPr>
+              <w:pStyle w:val="Compact"/>
+              <w:jc w:val="left"/>
+            </w:pPr>
+            <w:r>
+              <w:t xml:space="preserve">Datei mit diesem Namen existiert bereits</w:t>
+            </w:r>
+          </w:p>
+        </w:tc>
+        <w:tc>
+          <w:tcPr/>
+          <w:p>
+            <w:pPr>
+              <w:pStyle w:val="Compact"/>
+              <w:jc w:val="left"/>
+            </w:pPr>
+            <w:r>
+              <w:t xml:space="preserve">Name schon vergeben</w:t>
+            </w:r>
+          </w:p>
+        </w:tc>
+        <w:tc>
+          <w:tcPr/>
+          <w:p>
+            <w:pPr>
+              <w:pStyle w:val="Compact"/>
+              <w:jc w:val="left"/>
+            </w:pPr>
+            <w:r>
+              <w:t xml:space="preserve">Versionierung nutzen oder bewusst überschreiben, wenn sicher</w:t>
+            </w:r>
+          </w:p>
+        </w:tc>
+      </w:tr>
+    </w:tbl>
+    <w:bookmarkEnd w:id="86"/>
+    <w:bookmarkStart w:id="87" w:name="auftrag-c"/>
+    <w:p>
+      <w:pPr>
+        <w:pStyle w:val="Heading2"/>
+      </w:pPr>
+      <w:r>
+        <w:t xml:space="preserve">Auftrag C</w:t>
+      </w:r>
+    </w:p>
+    <w:p>
+      <w:pPr>
+        <w:numPr>
+          <w:ilvl w:val="0"/>
+          <w:numId w:val="1026"/>
+        </w:numPr>
+        <w:pStyle w:val="Compact"/>
+      </w:pPr>
+      <w:r>
+        <w:t xml:space="preserve">Kopieren – Sicherheitskopie bleibt zusätzlich erhalten.</w:t>
+      </w:r>
+    </w:p>
+    <w:p>
+      <w:pPr>
+        <w:numPr>
+          <w:ilvl w:val="0"/>
+          <w:numId w:val="1026"/>
+        </w:numPr>
+        <w:pStyle w:val="Compact"/>
+      </w:pPr>
+      <w:r>
+        <w:t xml:space="preserve">Verschieben – Datei soll in den Projektordner einsortiert werden.</w:t>
+      </w:r>
+    </w:p>
+    <w:p>
+      <w:pPr>
+        <w:numPr>
+          <w:ilvl w:val="0"/>
+          <w:numId w:val="1026"/>
+        </w:numPr>
+        <w:pStyle w:val="Compact"/>
+      </w:pPr>
+      <w:r>
+        <w:t xml:space="preserve">Kopieren – Vorlage soll mehrfach verfügbar sein.</w:t>
+      </w:r>
+    </w:p>
+    <w:p>
+      <w:pPr>
+        <w:numPr>
+          <w:ilvl w:val="0"/>
+          <w:numId w:val="1026"/>
+        </w:numPr>
+        <w:pStyle w:val="Compact"/>
+      </w:pPr>
+      <w:r>
+        <w:t xml:space="preserve">Verschieben – Datei soll an den richtigen Ort, nicht doppelt bleiben.</w:t>
+      </w:r>
+    </w:p>
+    <w:bookmarkEnd w:id="87"/>
+    <w:bookmarkEnd w:id="88"/>
     <w:sectPr>
       <w:headerReference r:id="rId9" w:type="default"/>
       <w:footerReference r:id="rId11" w:type="default"/>
@@ -4506,7 +4851,7 @@
       <w:rPr>
         <w:sz w:val="16"/>
       </w:rPr>
-      <w:t>Unterrichtsmaterial Oberschule Sachsen · Version v0.4.0-356-g3db0967-dirty · Build 17.08.2026</w:t>
+      <w:t>Unterrichtsmaterial Oberschule Sachsen · Version v0.4.0-378-g61c0f2a-dirty · Build 17.08.2026</w:t>
     </w:r>
   </w:p>
 </w:ftr>
@@ -5541,6 +5886,36 @@
       <w:startOverride w:val="1"/>
     </w:lvlOverride>
   </w:num>
+  <w:num w:numId="1026">
+    <w:abstractNumId w:val="99411"/>
+    <w:lvlOverride w:ilvl="0">
+      <w:startOverride w:val="1"/>
+    </w:lvlOverride>
+    <w:lvlOverride w:ilvl="1">
+      <w:startOverride w:val="1"/>
+    </w:lvlOverride>
+    <w:lvlOverride w:ilvl="2">
+      <w:startOverride w:val="1"/>
+    </w:lvlOverride>
+    <w:lvlOverride w:ilvl="3">
+      <w:startOverride w:val="1"/>
+    </w:lvlOverride>
+    <w:lvlOverride w:ilvl="4">
+      <w:startOverride w:val="1"/>
+    </w:lvlOverride>
+    <w:lvlOverride w:ilvl="5">
+      <w:startOverride w:val="1"/>
+    </w:lvlOverride>
+    <w:lvlOverride w:ilvl="6">
+      <w:startOverride w:val="1"/>
+    </w:lvlOverride>
+    <w:lvlOverride w:ilvl="7">
+      <w:startOverride w:val="1"/>
+    </w:lvlOverride>
+    <w:lvlOverride w:ilvl="8">
+      <w:startOverride w:val="1"/>
+    </w:lvlOverride>
+  </w:num>
 </w:numbering>
 </file>
 

--- a/Ausgabe/Klasse_7/01_Informatik_im_Alltag/04_Loesungen.docx
+++ b/Ausgabe/Klasse_7/01_Informatik_im_Alltag/04_Loesungen.docx
@@ -4159,13 +4159,13 @@
     </w:p>
     <w:bookmarkEnd w:id="76"/>
     <w:bookmarkEnd w:id="77"/>
-    <w:bookmarkStart w:id="84" w:name="Xd241269c9f2e31ec5d3477f76aecbf8965a3392"/>
+    <w:bookmarkStart w:id="86" w:name="Xb642a100694b83cb2b7ab6710e168716ba08c3d"/>
     <w:p>
       <w:pPr>
         <w:pStyle w:val="Heading1"/>
       </w:pPr>
       <w:r>
-        <w:t xml:space="preserve">Lösungen – 15 bis 17 Informatiksysteme und Dateien</w:t>
+        <w:t xml:space="preserve">Lösungen – 07 bis 09 Informatiksysteme, Speicher und Dateien</w:t>
       </w:r>
     </w:p>
     <w:bookmarkStart w:id="78" w:name="hardware-und-software"/>
@@ -4182,7 +4182,7 @@
         <w:pStyle w:val="FirstParagraph"/>
       </w:pPr>
       <w:r>
-        <w:t xml:space="preserve">Hardware: SSD, Mikrofon, RAM, Prozessor.</w:t>
+        <w:t xml:space="preserve">Hardware: SSD, Mikrofon, RAM, Prozessor, Tastatur, Bildschirm, Sensor.</w:t>
       </w:r>
     </w:p>
     <w:p>
@@ -4190,7 +4190,7 @@
         <w:pStyle w:val="BodyText"/>
       </w:pPr>
       <w:r>
-        <w:t xml:space="preserve">Software: Browser, Betriebssystem, Textverarbeitung, Präsentationsprogramm.</w:t>
+        <w:t xml:space="preserve">Software: Browser, Betriebssystem, Textverarbeitung, Präsentationsprogramm, Werkzeugprogramm.</w:t>
       </w:r>
     </w:p>
     <w:p>
@@ -4198,17 +4198,70 @@
         <w:pStyle w:val="BodyText"/>
       </w:pPr>
       <w:r>
-        <w:t xml:space="preserve">„Kostenlos“ beschreibt den Preis, nicht die Lizenzrechte. Open Source beschreibt den zugänglichen Quelltext und die Rechte gemäß Lizenz.</w:t>
+        <w:t xml:space="preserve">Betriebssystem: verwaltet grundlegende Ressourcen und stellt Funktionen für Anwendungen bereit.</w:t>
+      </w:r>
+    </w:p>
+    <w:p>
+      <w:pPr>
+        <w:pStyle w:val="BodyText"/>
+      </w:pPr>
+      <w:r>
+        <w:t xml:space="preserve">Anwendungssoftware/Werkzeug: unterstützt konkrete Aufgaben, z. B. recherchieren, schreiben, präsentieren, berechnen, bearbeiten.</w:t>
       </w:r>
     </w:p>
     <w:bookmarkEnd w:id="78"/>
-    <w:bookmarkStart w:id="79" w:name="speicher"/>
+    <w:bookmarkStart w:id="79" w:name="blockbild-eines-informatiksystems"/>
     <w:p>
       <w:pPr>
         <w:pStyle w:val="Heading2"/>
       </w:pPr>
       <w:r>
-        <w:t xml:space="preserve">Speicher</w:t>
+        <w:t xml:space="preserve">Blockbild eines Informatiksystems</w:t>
+      </w:r>
+    </w:p>
+    <w:p>
+      <w:pPr>
+        <w:pStyle w:val="FirstParagraph"/>
+      </w:pPr>
+      <w:r>
+        <w:t xml:space="preserve">Ein einfaches Blockbild enthält mindestens:</w:t>
+      </w:r>
+    </w:p>
+    <w:p>
+      <w:pPr>
+        <w:pStyle w:val="SourceCode"/>
+      </w:pPr>
+      <w:r>
+        <w:rPr>
+          <w:rStyle w:val="VerbatimChar"/>
+        </w:rPr>
+        <w:t xml:space="preserve">Eingabe → Verarbeitung → Ausgabe</w:t>
+      </w:r>
+      <w:r>
+        <w:br/>
+      </w:r>
+      <w:r>
+        <w:rPr>
+          <w:rStyle w:val="VerbatimChar"/>
+        </w:rPr>
+        <w:t xml:space="preserve">             ↕</w:t>
+      </w:r>
+      <w:r>
+        <w:br/>
+      </w:r>
+      <w:r>
+        <w:rPr>
+          <w:rStyle w:val="VerbatimChar"/>
+        </w:rPr>
+        <w:t xml:space="preserve">          Speicher</w:t>
+      </w:r>
+    </w:p>
+    <w:p>
+      <w:pPr>
+        <w:pStyle w:val="FirstParagraph"/>
+      </w:pPr>
+      <w:r>
+        <w:t xml:space="preserve">Beispiele Smartphone:</w:t>
       </w:r>
     </w:p>
     <w:p>
@@ -4220,7 +4273,7 @@
         <w:pStyle w:val="Compact"/>
       </w:pPr>
       <w:r>
-        <w:t xml:space="preserve">RAM bzw. Arbeitsspeicher.</w:t>
+        <w:t xml:space="preserve">Eingabe: Touchscreen, Kamera, Mikrofon, Sensor</w:t>
       </w:r>
     </w:p>
     <w:p>
@@ -4232,7 +4285,7 @@
         <w:pStyle w:val="Compact"/>
       </w:pPr>
       <w:r>
-        <w:t xml:space="preserve">Nichtflüchtiger lokaler Speicher, z. B. Flash/SSD.</w:t>
+        <w:t xml:space="preserve">Verarbeitung: Prozessor/App wertet Daten aus</w:t>
       </w:r>
     </w:p>
     <w:p>
@@ -4244,7 +4297,7 @@
         <w:pStyle w:val="Compact"/>
       </w:pPr>
       <w:r>
-        <w:t xml:space="preserve">Netzwerkspeicher oder Cloud-Dienst mit geeigneten Zugriffsrechten.</w:t>
+        <w:t xml:space="preserve">Ausgabe: Display, Lautsprecher, Vibration</w:t>
       </w:r>
     </w:p>
     <w:p>
@@ -4256,7 +4309,17 @@
         <w:pStyle w:val="Compact"/>
       </w:pPr>
       <w:r>
-        <w:t xml:space="preserve">Zusätzlicher, möglichst unabhängiger Backup-Speicher.</w:t>
+        <w:t xml:space="preserve">Speicher: interner Speicher, Cloudspeicher, App-Daten</w:t>
+      </w:r>
+    </w:p>
+    <w:bookmarkEnd w:id="79"/>
+    <w:bookmarkStart w:id="80" w:name="systembereitschaft-und-fehlermeldungen"/>
+    <w:p>
+      <w:pPr>
+        <w:pStyle w:val="Heading2"/>
+      </w:pPr>
+      <w:r>
+        <w:t xml:space="preserve">Systembereitschaft und Fehlermeldungen</w:t>
       </w:r>
     </w:p>
     <w:p>
@@ -4264,110 +4327,7 @@
         <w:pStyle w:val="FirstParagraph"/>
       </w:pPr>
       <w:r>
-        <w:rPr>
-          <w:rStyle w:val="VerbatimChar"/>
-        </w:rPr>
-        <w:t xml:space="preserve">4 Byte = 32 Bit</w:t>
-      </w:r>
-      <w:r>
-        <w:t xml:space="preserve">.</w:t>
-      </w:r>
-    </w:p>
-    <w:p>
-      <w:pPr>
-        <w:pStyle w:val="BodyText"/>
-      </w:pPr>
-      <w:r>
-        <w:t xml:space="preserve">Größenfolge:</w:t>
-      </w:r>
-      <w:r>
-        <w:t xml:space="preserve"> </w:t>
-      </w:r>
-      <w:r>
-        <w:rPr>
-          <w:rStyle w:val="VerbatimChar"/>
-        </w:rPr>
-        <w:t xml:space="preserve">800 KB &lt; 2 MB &lt; 120 MB &lt; 3 GB</w:t>
-      </w:r>
-      <w:r>
-        <w:t xml:space="preserve">.</w:t>
-      </w:r>
-    </w:p>
-    <w:p>
-      <w:pPr>
-        <w:pStyle w:val="BodyText"/>
-      </w:pPr>
-      <w:r>
-        <w:t xml:space="preserve">Cloudspeicher befindet sich auf realen Servern/Rechenzentren, die über ein Netzwerk erreichbar sind.</w:t>
-      </w:r>
-    </w:p>
-    <w:bookmarkEnd w:id="79"/>
-    <w:bookmarkStart w:id="80" w:name="dateien-ordner-und-pfade"/>
-    <w:p>
-      <w:pPr>
-        <w:pStyle w:val="Heading2"/>
-      </w:pPr>
-      <w:r>
-        <w:t xml:space="preserve">Dateien, Ordner und Pfade</w:t>
-      </w:r>
-    </w:p>
-    <w:p>
-      <w:pPr>
-        <w:pStyle w:val="FirstParagraph"/>
-      </w:pPr>
-      <w:r>
-        <w:t xml:space="preserve">Kopieren: Original bleibt am alten Ort erhalten und eine weitere Datei entsteht.</w:t>
-      </w:r>
-    </w:p>
-    <w:p>
-      <w:pPr>
-        <w:pStyle w:val="BodyText"/>
-      </w:pPr>
-      <w:r>
-        <w:t xml:space="preserve">Verschieben: Datei erhält einen anderen Speicherort.</w:t>
-      </w:r>
-    </w:p>
-    <w:p>
-      <w:pPr>
-        <w:pStyle w:val="BodyText"/>
-      </w:pPr>
-      <w:r>
-        <w:t xml:space="preserve">Ein besserer Dateiname als</w:t>
-      </w:r>
-      <w:r>
-        <w:t xml:space="preserve"> </w:t>
-      </w:r>
-      <w:r>
-        <w:rPr>
-          <w:rStyle w:val="VerbatimChar"/>
-        </w:rPr>
-        <w:t xml:space="preserve">fertig_final_neu2.pdf</w:t>
-      </w:r>
-      <w:r>
-        <w:t xml:space="preserve"> </w:t>
-      </w:r>
-      <w:r>
-        <w:t xml:space="preserve">enthält z. B. Thema, Version oder Datum:</w:t>
-      </w:r>
-      <w:r>
-        <w:t xml:space="preserve"> </w:t>
-      </w:r>
-      <w:r>
-        <w:rPr>
-          <w:rStyle w:val="VerbatimChar"/>
-        </w:rPr>
-        <w:t xml:space="preserve">EVAS_Praesentation_2026-08-10.pdf</w:t>
-      </w:r>
-      <w:r>
-        <w:t xml:space="preserve">.</w:t>
-      </w:r>
-    </w:p>
-    <w:p>
-      <w:pPr>
-        <w:pStyle w:val="BodyText"/>
-      </w:pPr>
-      <w:r>
-        <w:t xml:space="preserve">Typische Anwendungen:</w:t>
+        <w:t xml:space="preserve">Bei „Anmeldung fehlgeschlagen“ sinnvolle Prüfschritte:</w:t>
       </w:r>
     </w:p>
     <w:p>
@@ -4379,7 +4339,7 @@
         <w:pStyle w:val="Compact"/>
       </w:pPr>
       <w:r>
-        <w:t xml:space="preserve">PNG → Bildbetrachter/Bildbearbeitung</w:t>
+        <w:t xml:space="preserve">Benutzername prüfen</w:t>
       </w:r>
     </w:p>
     <w:p>
@@ -4391,7 +4351,7 @@
         <w:pStyle w:val="Compact"/>
       </w:pPr>
       <w:r>
-        <w:t xml:space="preserve">MP3 → Audioplayer</w:t>
+        <w:t xml:space="preserve">Passwort langsam neu eingeben</w:t>
       </w:r>
     </w:p>
     <w:p>
@@ -4403,26 +4363,99 @@
         <w:pStyle w:val="Compact"/>
       </w:pPr>
       <w:r>
-        <w:t xml:space="preserve">PDF → PDF-Anzeige</w:t>
+        <w:t xml:space="preserve">Großschreibung/Tastaturlayout prüfen</w:t>
+      </w:r>
+    </w:p>
+    <w:p>
+      <w:pPr>
+        <w:numPr>
+          <w:ilvl w:val="0"/>
+          <w:numId w:val="1024"/>
+        </w:numPr>
+        <w:pStyle w:val="Compact"/>
+      </w:pPr>
+      <w:r>
+        <w:t xml:space="preserve">Netzwerkverbindung prüfen</w:t>
+      </w:r>
+    </w:p>
+    <w:p>
+      <w:pPr>
+        <w:numPr>
+          <w:ilvl w:val="0"/>
+          <w:numId w:val="1024"/>
+        </w:numPr>
+        <w:pStyle w:val="Compact"/>
+      </w:pPr>
+      <w:r>
+        <w:t xml:space="preserve">richtige Plattform/Adresse prüfen</w:t>
+      </w:r>
+    </w:p>
+    <w:p>
+      <w:pPr>
+        <w:numPr>
+          <w:ilvl w:val="0"/>
+          <w:numId w:val="1024"/>
+        </w:numPr>
+        <w:pStyle w:val="Compact"/>
+      </w:pPr>
+      <w:r>
+        <w:t xml:space="preserve">Fehlermeldung vollständig lesen</w:t>
+      </w:r>
+    </w:p>
+    <w:p>
+      <w:pPr>
+        <w:numPr>
+          <w:ilvl w:val="0"/>
+          <w:numId w:val="1024"/>
+        </w:numPr>
+        <w:pStyle w:val="Compact"/>
+      </w:pPr>
+      <w:r>
+        <w:t xml:space="preserve">nach mehreren Versuchen Lehrkraft informieren</w:t>
       </w:r>
     </w:p>
     <w:bookmarkEnd w:id="80"/>
-    <w:bookmarkStart w:id="83" w:name="material"/>
+    <w:bookmarkStart w:id="81" w:name="lizenzformen"/>
     <w:p>
       <w:pPr>
         <w:pStyle w:val="Heading2"/>
       </w:pPr>
       <w:r>
-        <w:t xml:space="preserve">Material</w:t>
-      </w:r>
-    </w:p>
-    <w:bookmarkStart w:id="81" w:name="c-2"/>
-    <w:p>
-      <w:pPr>
-        <w:pStyle w:val="Heading3"/>
-      </w:pPr>
-      <w:r>
-        <w:t xml:space="preserve">C</w:t>
+        <w:t xml:space="preserve">Lizenzformen</w:t>
+      </w:r>
+    </w:p>
+    <w:p>
+      <w:pPr>
+        <w:pStyle w:val="FirstParagraph"/>
+      </w:pPr>
+      <w:r>
+        <w:t xml:space="preserve">„Kostenlos“ beschreibt den Preis, nicht die Nutzungsrechte. Open Source beschreibt zugänglichen Quelltext und Rechte gemäß Lizenz.</w:t>
+      </w:r>
+    </w:p>
+    <w:p>
+      <w:pPr>
+        <w:pStyle w:val="BodyText"/>
+      </w:pPr>
+      <w:r>
+        <w:t xml:space="preserve">Proprietäre Software: Rechte und Nutzung werden vom Anbieter festgelegt; Quelltext ist in der Regel nicht frei verfügbar.</w:t>
+      </w:r>
+    </w:p>
+    <w:p>
+      <w:pPr>
+        <w:pStyle w:val="BodyText"/>
+      </w:pPr>
+      <w:r>
+        <w:t xml:space="preserve">Open-Source-Software: Quelltext ist unter einer Lizenz zugänglich; Nutzung, Untersuchung, Veränderung und Weitergabe sind je nach Lizenz erlaubt.</w:t>
+      </w:r>
+    </w:p>
+    <w:bookmarkEnd w:id="81"/>
+    <w:bookmarkStart w:id="82" w:name="speicher"/>
+    <w:p>
+      <w:pPr>
+        <w:pStyle w:val="Heading2"/>
+      </w:pPr>
+      <w:r>
+        <w:t xml:space="preserve">Speicher</w:t>
       </w:r>
     </w:p>
     <w:p>
@@ -4434,10 +4467,7 @@
         <w:pStyle w:val="Compact"/>
       </w:pPr>
       <w:r>
-        <w:rPr>
-          <w:rStyle w:val="VerbatimChar"/>
-        </w:rPr>
-        <w:t xml:space="preserve">16 Byte = 128 Bit</w:t>
+        <w:t xml:space="preserve">Flüchtiger Speicher: verliert Inhalt ohne Strom, z. B. RAM.</w:t>
       </w:r>
     </w:p>
     <w:p>
@@ -4449,20 +4479,139 @@
         <w:pStyle w:val="Compact"/>
       </w:pPr>
       <w:r>
+        <w:t xml:space="preserve">Nichtflüchtiger Speicher: behält Daten ohne Strom, z. B. SSD, USB-Stick, Speicherkarte.</w:t>
+      </w:r>
+    </w:p>
+    <w:p>
+      <w:pPr>
+        <w:numPr>
+          <w:ilvl w:val="0"/>
+          <w:numId w:val="1025"/>
+        </w:numPr>
+        <w:pStyle w:val="Compact"/>
+      </w:pPr>
+      <w:r>
+        <w:t xml:space="preserve">Lokaler Speicher: direkt am Gerät.</w:t>
+      </w:r>
+    </w:p>
+    <w:p>
+      <w:pPr>
+        <w:numPr>
+          <w:ilvl w:val="0"/>
+          <w:numId w:val="1025"/>
+        </w:numPr>
+        <w:pStyle w:val="Compact"/>
+      </w:pPr>
+      <w:r>
+        <w:t xml:space="preserve">Wechselspeicher: transportierbar, z. B. USB-Stick.</w:t>
+      </w:r>
+    </w:p>
+    <w:p>
+      <w:pPr>
+        <w:numPr>
+          <w:ilvl w:val="0"/>
+          <w:numId w:val="1025"/>
+        </w:numPr>
+        <w:pStyle w:val="Compact"/>
+      </w:pPr>
+      <w:r>
+        <w:t xml:space="preserve">Netzwerkspeicher/Cloud: über Netzwerk erreichbar, mit Zugriffsrechten und ggf. Internetabhängigkeit.</w:t>
+      </w:r>
+    </w:p>
+    <w:p>
+      <w:pPr>
+        <w:numPr>
+          <w:ilvl w:val="0"/>
+          <w:numId w:val="1025"/>
+        </w:numPr>
+        <w:pStyle w:val="Compact"/>
+      </w:pPr>
+      <w:r>
+        <w:t xml:space="preserve">Backup: zusätzliche, möglichst unabhängige Kopie wichtiger Daten.</w:t>
+      </w:r>
+    </w:p>
+    <w:p>
+      <w:pPr>
+        <w:pStyle w:val="FirstParagraph"/>
+      </w:pPr>
+      <w:r>
+        <w:t xml:space="preserve">Kriterien zum Vergleichen: Kapazität, Zugriffszeit/Geschwindigkeit, Zuverlässigkeit, Mobilität, Kosten, Zugriffsrechte, Datenschutz, Internetabhängigkeit.</w:t>
+      </w:r>
+    </w:p>
+    <w:p>
+      <w:pPr>
+        <w:pStyle w:val="BodyText"/>
+      </w:pPr>
+      <w:r>
         <w:rPr>
           <w:rStyle w:val="VerbatimChar"/>
         </w:rPr>
-        <w:t xml:space="preserve">4 KB &lt; 900 KB &lt; 8 MB &lt; 2 GB</w:t>
-      </w:r>
-    </w:p>
-    <w:bookmarkEnd w:id="81"/>
-    <w:bookmarkStart w:id="82" w:name="e-1"/>
-    <w:p>
-      <w:pPr>
-        <w:pStyle w:val="Heading3"/>
-      </w:pPr>
-      <w:r>
-        <w:t xml:space="preserve">E</w:t>
+        <w:t xml:space="preserve">4 Byte = 32 Bit</w:t>
+      </w:r>
+      <w:r>
+        <w:t xml:space="preserve">;</w:t>
+      </w:r>
+      <w:r>
+        <w:t xml:space="preserve"> </w:t>
+      </w:r>
+      <w:r>
+        <w:rPr>
+          <w:rStyle w:val="VerbatimChar"/>
+        </w:rPr>
+        <w:t xml:space="preserve">6 Byte = 48 Bit</w:t>
+      </w:r>
+      <w:r>
+        <w:t xml:space="preserve">;</w:t>
+      </w:r>
+      <w:r>
+        <w:t xml:space="preserve"> </w:t>
+      </w:r>
+      <w:r>
+        <w:rPr>
+          <w:rStyle w:val="VerbatimChar"/>
+        </w:rPr>
+        <w:t xml:space="preserve">16 Byte = 128 Bit</w:t>
+      </w:r>
+      <w:r>
+        <w:t xml:space="preserve">.</w:t>
+      </w:r>
+    </w:p>
+    <w:p>
+      <w:pPr>
+        <w:pStyle w:val="BodyText"/>
+      </w:pPr>
+      <w:r>
+        <w:t xml:space="preserve">Größenfolge:</w:t>
+      </w:r>
+      <w:r>
+        <w:t xml:space="preserve"> </w:t>
+      </w:r>
+      <w:r>
+        <w:rPr>
+          <w:rStyle w:val="VerbatimChar"/>
+        </w:rPr>
+        <w:t xml:space="preserve">800 KB &lt; 2 MB &lt; 120 MB &lt; 3 GB</w:t>
+      </w:r>
+      <w:r>
+        <w:t xml:space="preserve">.</w:t>
+      </w:r>
+    </w:p>
+    <w:p>
+      <w:pPr>
+        <w:pStyle w:val="BodyText"/>
+      </w:pPr>
+      <w:r>
+        <w:t xml:space="preserve">Cloudspeicher befindet sich auf realen Servern/Rechenzentren, die über ein Netzwerk erreichbar sind.</w:t>
+      </w:r>
+    </w:p>
+    <w:bookmarkEnd w:id="82"/>
+    <w:bookmarkStart w:id="83" w:name="dateien-ordner-und-pfade"/>
+    <w:p>
+      <w:pPr>
+        <w:pStyle w:val="Heading2"/>
+      </w:pPr>
+      <w:r>
+        <w:t xml:space="preserve">Dateien, Ordner und Pfade</w:t>
       </w:r>
     </w:p>
     <w:p>
@@ -4470,12 +4619,182 @@
         <w:pStyle w:val="FirstParagraph"/>
       </w:pPr>
       <w:r>
-        <w:t xml:space="preserve">Mögliche Regeln: klare Ordnerstruktur verwenden, aussagekräftige Dateinamen, Versionen kontrolliert benennen, regelmäßige Backups, Speicherort bewusst wählen.</w:t>
-      </w:r>
-    </w:p>
-    <w:bookmarkEnd w:id="82"/>
+        <w:t xml:space="preserve">Kopieren: Original bleibt am alten Ort erhalten und eine weitere Datei entsteht.</w:t>
+      </w:r>
+    </w:p>
+    <w:p>
+      <w:pPr>
+        <w:pStyle w:val="BodyText"/>
+      </w:pPr>
+      <w:r>
+        <w:t xml:space="preserve">Verschieben: Datei erhält einen anderen Speicherort.</w:t>
+      </w:r>
+    </w:p>
+    <w:p>
+      <w:pPr>
+        <w:pStyle w:val="BodyText"/>
+      </w:pPr>
+      <w:r>
+        <w:t xml:space="preserve">Ein besserer Dateiname als</w:t>
+      </w:r>
+      <w:r>
+        <w:t xml:space="preserve"> </w:t>
+      </w:r>
+      <w:r>
+        <w:rPr>
+          <w:rStyle w:val="VerbatimChar"/>
+        </w:rPr>
+        <w:t xml:space="preserve">fertig_final_neu2.pdf</w:t>
+      </w:r>
+      <w:r>
+        <w:t xml:space="preserve"> </w:t>
+      </w:r>
+      <w:r>
+        <w:t xml:space="preserve">enthält z. B. Thema, Version oder Datum:</w:t>
+      </w:r>
+      <w:r>
+        <w:t xml:space="preserve"> </w:t>
+      </w:r>
+      <w:r>
+        <w:rPr>
+          <w:rStyle w:val="VerbatimChar"/>
+        </w:rPr>
+        <w:t xml:space="preserve">EVAS_Praesentation_2026-08-17.pdf</w:t>
+      </w:r>
+      <w:r>
+        <w:t xml:space="preserve">.</w:t>
+      </w:r>
+    </w:p>
+    <w:p>
+      <w:pPr>
+        <w:pStyle w:val="BodyText"/>
+      </w:pPr>
+      <w:r>
+        <w:t xml:space="preserve">Typische Anwendungen:</w:t>
+      </w:r>
+    </w:p>
+    <w:p>
+      <w:pPr>
+        <w:numPr>
+          <w:ilvl w:val="0"/>
+          <w:numId w:val="1026"/>
+        </w:numPr>
+        <w:pStyle w:val="Compact"/>
+      </w:pPr>
+      <w:r>
+        <w:t xml:space="preserve">PNG → Bildbetrachter/Bildbearbeitung</w:t>
+      </w:r>
+    </w:p>
+    <w:p>
+      <w:pPr>
+        <w:numPr>
+          <w:ilvl w:val="0"/>
+          <w:numId w:val="1026"/>
+        </w:numPr>
+        <w:pStyle w:val="Compact"/>
+      </w:pPr>
+      <w:r>
+        <w:t xml:space="preserve">MP3 → Audioplayer</w:t>
+      </w:r>
+    </w:p>
+    <w:p>
+      <w:pPr>
+        <w:numPr>
+          <w:ilvl w:val="0"/>
+          <w:numId w:val="1026"/>
+        </w:numPr>
+        <w:pStyle w:val="Compact"/>
+      </w:pPr>
+      <w:r>
+        <w:t xml:space="preserve">PDF → PDF-Anzeige</w:t>
+      </w:r>
+    </w:p>
+    <w:p>
+      <w:pPr>
+        <w:numPr>
+          <w:ilvl w:val="0"/>
+          <w:numId w:val="1026"/>
+        </w:numPr>
+        <w:pStyle w:val="Compact"/>
+      </w:pPr>
+      <w:r>
+        <w:t xml:space="preserve">PPTX → Präsentationssoftware</w:t>
+      </w:r>
+    </w:p>
     <w:bookmarkEnd w:id="83"/>
+    <w:bookmarkStart w:id="84" w:name="fehlermeldungen-bei-dateien"/>
+    <w:p>
+      <w:pPr>
+        <w:pStyle w:val="Heading2"/>
+      </w:pPr>
+      <w:r>
+        <w:t xml:space="preserve">Fehlermeldungen bei Dateien</w:t>
+      </w:r>
+    </w:p>
+    <w:p>
+      <w:pPr>
+        <w:pStyle w:val="FirstParagraph"/>
+      </w:pPr>
+      <w:r>
+        <w:t xml:space="preserve">Beispiele für sinnvolles Handeln:</w:t>
+      </w:r>
+    </w:p>
+    <w:p>
+      <w:pPr>
+        <w:numPr>
+          <w:ilvl w:val="0"/>
+          <w:numId w:val="1027"/>
+        </w:numPr>
+        <w:pStyle w:val="Compact"/>
+      </w:pPr>
+      <w:r>
+        <w:t xml:space="preserve">„Datei nicht gefunden“ → Pfad, Dateiname, Speicherort und Netzwerk prüfen</w:t>
+      </w:r>
+    </w:p>
+    <w:p>
+      <w:pPr>
+        <w:numPr>
+          <w:ilvl w:val="0"/>
+          <w:numId w:val="1027"/>
+        </w:numPr>
+        <w:pStyle w:val="Compact"/>
+      </w:pPr>
+      <w:r>
+        <w:t xml:space="preserve">„Keine Berechtigung“ → Freigabe/Zugriffsrechte prüfen, nicht Schutzmechanismen umgehen</w:t>
+      </w:r>
+    </w:p>
+    <w:p>
+      <w:pPr>
+        <w:numPr>
+          <w:ilvl w:val="0"/>
+          <w:numId w:val="1027"/>
+        </w:numPr>
+        <w:pStyle w:val="Compact"/>
+      </w:pPr>
+      <w:r>
+        <w:t xml:space="preserve">„Datei bereits vorhanden“ → Version und Zielordner prüfen, nicht blind überschreiben</w:t>
+      </w:r>
+    </w:p>
     <w:bookmarkEnd w:id="84"/>
+    <w:bookmarkStart w:id="85" w:name="material"/>
+    <w:p>
+      <w:pPr>
+        <w:pStyle w:val="Heading2"/>
+      </w:pPr>
+      <w:r>
+        <w:t xml:space="preserve">Material</w:t>
+      </w:r>
+    </w:p>
+    <w:p>
+      <w:pPr>
+        <w:pStyle w:val="FirstParagraph"/>
+      </w:pPr>
+      <w:r>
+        <w:t xml:space="preserve">Mögliche Regeln: klare Ordnerstruktur verwenden, aussagekräftige Dateinamen, Versionen kontrolliert benennen, regelmäßige Backups, Speicherort bewusst wählen, Rechte/Freigaben prüfen.</w:t>
+      </w:r>
+    </w:p>
+    <w:bookmarkEnd w:id="85"/>
+    <w:bookmarkEnd w:id="86"/>
     <w:sectPr>
       <w:headerReference r:id="rId9" w:type="default"/>
       <w:footerReference r:id="rId11" w:type="default"/>
@@ -4506,7 +4825,7 @@
       <w:rPr>
         <w:sz w:val="16"/>
       </w:rPr>
-      <w:t>Unterrichtsmaterial Oberschule Sachsen · Version v0.4.0-356-g3db0967-dirty · Build 17.08.2026</w:t>
+      <w:t>Unterrichtsmaterial Oberschule Sachsen · Version v0.4.0-367-gb55ec7c-dirty · Build 17.08.2026</w:t>
     </w:r>
   </w:p>
 </w:ftr>
@@ -5479,34 +5798,7 @@
     <w:abstractNumId w:val="991"/>
   </w:num>
   <w:num w:numId="1023">
-    <w:abstractNumId w:val="99411"/>
-    <w:lvlOverride w:ilvl="0">
-      <w:startOverride w:val="1"/>
-    </w:lvlOverride>
-    <w:lvlOverride w:ilvl="1">
-      <w:startOverride w:val="1"/>
-    </w:lvlOverride>
-    <w:lvlOverride w:ilvl="2">
-      <w:startOverride w:val="1"/>
-    </w:lvlOverride>
-    <w:lvlOverride w:ilvl="3">
-      <w:startOverride w:val="1"/>
-    </w:lvlOverride>
-    <w:lvlOverride w:ilvl="4">
-      <w:startOverride w:val="1"/>
-    </w:lvlOverride>
-    <w:lvlOverride w:ilvl="5">
-      <w:startOverride w:val="1"/>
-    </w:lvlOverride>
-    <w:lvlOverride w:ilvl="6">
-      <w:startOverride w:val="1"/>
-    </w:lvlOverride>
-    <w:lvlOverride w:ilvl="7">
-      <w:startOverride w:val="1"/>
-    </w:lvlOverride>
-    <w:lvlOverride w:ilvl="8">
-      <w:startOverride w:val="1"/>
-    </w:lvlOverride>
+    <w:abstractNumId w:val="991"/>
   </w:num>
   <w:num w:numId="1024">
     <w:abstractNumId w:val="991"/>
@@ -5540,6 +5832,12 @@
     <w:lvlOverride w:ilvl="8">
       <w:startOverride w:val="1"/>
     </w:lvlOverride>
+  </w:num>
+  <w:num w:numId="1026">
+    <w:abstractNumId w:val="991"/>
+  </w:num>
+  <w:num w:numId="1027">
+    <w:abstractNumId w:val="991"/>
   </w:num>
 </w:numbering>
 </file>

--- a/Ausgabe/Klasse_7/01_Informatik_im_Alltag/04_Loesungen.docx
+++ b/Ausgabe/Klasse_7/01_Informatik_im_Alltag/04_Loesungen.docx
@@ -4825,7 +4825,7 @@
       <w:rPr>
         <w:sz w:val="16"/>
       </w:rPr>
-      <w:t>Unterrichtsmaterial Oberschule Sachsen · Version v0.4.0-376-gf442749-dirty · Build 17.08.2026</w:t>
+      <w:t>Unterrichtsmaterial Oberschule Sachsen · Version v0.4.0-410-g8744ce6-dirty · Build 17.08.2026</w:t>
     </w:r>
   </w:p>
 </w:ftr>

--- a/Ausgabe/Klasse_7/01_Informatik_im_Alltag/04_Loesungen.docx
+++ b/Ausgabe/Klasse_7/01_Informatik_im_Alltag/04_Loesungen.docx
@@ -4825,7 +4825,7 @@
       <w:rPr>
         <w:sz w:val="16"/>
       </w:rPr>
-      <w:t>Unterrichtsmaterial Oberschule Sachsen · Version v0.4.0-410-g8744ce6-dirty · Build 17.08.2026</w:t>
+      <w:t>Unterrichtsmaterial Oberschule Sachsen · Version v0.4.0-444-gad95bb4-dirty · Build 18.08.2026</w:t>
     </w:r>
   </w:p>
 </w:ftr>

--- a/Ausgabe/Klasse_7/01_Informatik_im_Alltag/04_Loesungen.docx
+++ b/Ausgabe/Klasse_7/01_Informatik_im_Alltag/04_Loesungen.docx
@@ -4825,7 +4825,7 @@
       <w:rPr>
         <w:sz w:val="16"/>
       </w:rPr>
-      <w:t>Unterrichtsmaterial Oberschule Sachsen · Version v0.4.0-444-gad95bb4-dirty · Build 18.08.2026</w:t>
+      <w:t>Unterrichtsmaterial Oberschule Sachsen · Version v0.4.0-459-gb11fd20-dirty · Build 18.08.2026</w:t>
     </w:r>
   </w:p>
 </w:ftr>

--- a/Ausgabe/Klasse_7/01_Informatik_im_Alltag/04_Loesungen.docx
+++ b/Ausgabe/Klasse_7/01_Informatik_im_Alltag/04_Loesungen.docx
@@ -4825,7 +4825,7 @@
       <w:rPr>
         <w:sz w:val="16"/>
       </w:rPr>
-      <w:t>Unterrichtsmaterial Oberschule Sachsen · Version v0.4.0-459-gb11fd20-dirty · Build 18.08.2026</w:t>
+      <w:t>Unterrichtsmaterial Oberschule Sachsen · Version v0.4.0-444-gad95bb4-dirty · Build 18.08.2026</w:t>
     </w:r>
   </w:p>
 </w:ftr>

--- a/Ausgabe/Klasse_7/01_Informatik_im_Alltag/04_Loesungen.docx
+++ b/Ausgabe/Klasse_7/01_Informatik_im_Alltag/04_Loesungen.docx
@@ -4825,7 +4825,7 @@
       <w:rPr>
         <w:sz w:val="16"/>
       </w:rPr>
-      <w:t>Unterrichtsmaterial Oberschule Sachsen · Version v0.4.0-444-gad95bb4-dirty · Build 18.08.2026</w:t>
+      <w:t>Unterrichtsmaterial Oberschule Sachsen · Version v0.4.0-489-gf58e499-dirty · Build 18.08.2026</w:t>
     </w:r>
   </w:p>
 </w:ftr>

--- a/Ausgabe/Klasse_7/01_Informatik_im_Alltag/04_Loesungen.docx
+++ b/Ausgabe/Klasse_7/01_Informatik_im_Alltag/04_Loesungen.docx
@@ -4825,7 +4825,7 @@
       <w:rPr>
         <w:sz w:val="16"/>
       </w:rPr>
-      <w:t>Unterrichtsmaterial Oberschule Sachsen · Version v0.4.0-444-gad95bb4-dirty · Build 18.08.2026</w:t>
+      <w:t>Unterrichtsmaterial Oberschule Sachsen · Version v0.4.0-490-g2532335-dirty · Build 18.08.2026</w:t>
     </w:r>
   </w:p>
 </w:ftr>

--- a/Ausgabe/Klasse_7/01_Informatik_im_Alltag/04_Loesungen.docx
+++ b/Ausgabe/Klasse_7/01_Informatik_im_Alltag/04_Loesungen.docx
@@ -4825,7 +4825,7 @@
       <w:rPr>
         <w:sz w:val="16"/>
       </w:rPr>
-      <w:t>Unterrichtsmaterial Oberschule Sachsen · Version v0.4.0-490-g2532335-dirty · Build 18.08.2026</w:t>
+      <w:t>Unterrichtsmaterial Oberschule Sachsen · Version v0.4.0-521-gfaabf71-dirty · Build 19.08.2026</w:t>
     </w:r>
   </w:p>
 </w:ftr>

--- a/Ausgabe/Klasse_7/01_Informatik_im_Alltag/04_Loesungen.docx
+++ b/Ausgabe/Klasse_7/01_Informatik_im_Alltag/04_Loesungen.docx
@@ -4825,7 +4825,7 @@
       <w:rPr>
         <w:sz w:val="16"/>
       </w:rPr>
-      <w:t>Unterrichtsmaterial Oberschule Sachsen · Version v0.4.0-490-g2532335-dirty · Build 18.08.2026</w:t>
+      <w:t>Unterrichtsmaterial Oberschule Sachsen · Version v0.4.0-521-g87c4bcc-dirty · Build 19.08.2026</w:t>
     </w:r>
   </w:p>
 </w:ftr>

--- a/Ausgabe/Klasse_7/01_Informatik_im_Alltag/04_Loesungen.docx
+++ b/Ausgabe/Klasse_7/01_Informatik_im_Alltag/04_Loesungen.docx
@@ -4825,7 +4825,7 @@
       <w:rPr>
         <w:sz w:val="16"/>
       </w:rPr>
-      <w:t>Unterrichtsmaterial Oberschule Sachsen · Version v0.4.0-521-g87c4bcc-dirty · Build 19.08.2026</w:t>
+      <w:t>Unterrichtsmaterial Oberschule Sachsen · Version v0.4.0-527-gca6ed1b-dirty · Build 19.08.2026</w:t>
     </w:r>
   </w:p>
 </w:ftr>

--- a/Ausgabe/Klasse_7/01_Informatik_im_Alltag/04_Loesungen.docx
+++ b/Ausgabe/Klasse_7/01_Informatik_im_Alltag/04_Loesungen.docx
@@ -4825,7 +4825,7 @@
       <w:rPr>
         <w:sz w:val="16"/>
       </w:rPr>
-      <w:t>Unterrichtsmaterial Oberschule Sachsen · Version v0.4.0-527-gca6ed1b-dirty · Build 19.08.2026</w:t>
+      <w:t>Unterrichtsmaterial Oberschule Sachsen · Version v0.4.0-530-gbb43ae4-dirty · Build 20.08.2026</w:t>
     </w:r>
   </w:p>
 </w:ftr>

--- a/Ausgabe/Klasse_7/01_Informatik_im_Alltag/04_Loesungen.docx
+++ b/Ausgabe/Klasse_7/01_Informatik_im_Alltag/04_Loesungen.docx
@@ -4825,7 +4825,7 @@
       <w:rPr>
         <w:sz w:val="16"/>
       </w:rPr>
-      <w:t>Unterrichtsmaterial Oberschule Sachsen · Version v0.4.0-530-gbb43ae4-dirty · Build 20.08.2026</w:t>
+      <w:t>Unterrichtsmaterial Oberschule Sachsen · Version v0.4.0-534-gc09a6c6-dirty · Build 20.08.2026</w:t>
     </w:r>
   </w:p>
 </w:ftr>
